--- a/policies/sources/Management_Instructions.docx
+++ b/policies/sources/Management_Instructions.docx
@@ -14,7 +14,8 @@
         <w:rPr>
           <w:lang w:val="en-GB"/>
         </w:rPr>
-        <w:lastRenderedPageBreak/>
+        <w:t>1</w:t>
+        <w:tab/>
         <w:t>The Company</w:t>
       </w:r>
     </w:p>
@@ -119,6 +120,8 @@
           <w:szCs w:val="20"/>
           <w:lang w:val="en-GB"/>
         </w:rPr>
+        <w:t>2</w:t>
+        <w:tab/>
         <w:t>Purpose</w:t>
       </w:r>
     </w:p>
@@ -165,6 +168,8 @@
           <w:szCs w:val="20"/>
           <w:lang w:val="en-GB"/>
         </w:rPr>
+        <w:t>3</w:t>
+        <w:tab/>
         <w:t>The Executive Management</w:t>
       </w:r>
     </w:p>
@@ -288,6 +293,8 @@
           <w:szCs w:val="20"/>
           <w:lang w:val="en-GB"/>
         </w:rPr>
+        <w:t>4</w:t>
+        <w:tab/>
         <w:t>The day-to-day management</w:t>
       </w:r>
     </w:p>
@@ -920,6 +927,8 @@
           <w:szCs w:val="20"/>
           <w:lang w:val="en-GB"/>
         </w:rPr>
+        <w:t>5</w:t>
+        <w:tab/>
         <w:t>Business reporting</w:t>
       </w:r>
     </w:p>
@@ -1183,6 +1192,8 @@
           <w:szCs w:val="20"/>
           <w:lang w:val="en-GB"/>
         </w:rPr>
+        <w:t>6</w:t>
+        <w:tab/>
         <w:t>Financial reporting</w:t>
       </w:r>
       <w:bookmarkEnd w:id="0"/>
@@ -1402,6 +1413,8 @@
           <w:szCs w:val="20"/>
           <w:lang w:val="en-GB"/>
         </w:rPr>
+        <w:t>7</w:t>
+        <w:tab/>
         <w:t xml:space="preserve">Meetings of the Board of Directors </w:t>
       </w:r>
     </w:p>
@@ -1526,6 +1539,8 @@
           <w:szCs w:val="20"/>
           <w:lang w:val="en-GB"/>
         </w:rPr>
+        <w:t>8</w:t>
+        <w:tab/>
         <w:t>Confidentiality</w:t>
       </w:r>
       <w:bookmarkEnd w:id="1"/>
@@ -1572,6 +1587,8 @@
           <w:szCs w:val="20"/>
           <w:lang w:val="en-GB"/>
         </w:rPr>
+        <w:t>9</w:t>
+        <w:tab/>
         <w:t>Conflict of interest</w:t>
       </w:r>
     </w:p>
@@ -1839,6 +1856,8 @@
           <w:szCs w:val="20"/>
           <w:lang w:val="en-GB"/>
         </w:rPr>
+        <w:t>10</w:t>
+        <w:tab/>
         <w:t>Reporting obligations</w:t>
       </w:r>
       <w:bookmarkEnd w:id="2"/>
@@ -1914,6 +1933,8 @@
           <w:szCs w:val="20"/>
           <w:lang w:val="en-GB"/>
         </w:rPr>
+        <w:t>11</w:t>
+        <w:tab/>
         <w:t>Communication</w:t>
       </w:r>
       <w:bookmarkEnd w:id="4"/>
@@ -2029,6 +2050,8 @@
           <w:szCs w:val="20"/>
           <w:lang w:val="en-GB"/>
         </w:rPr>
+        <w:t>12</w:t>
+        <w:tab/>
         <w:t>Rules of Procedure of the Board of Directors</w:t>
       </w:r>
     </w:p>
@@ -2100,6 +2123,8 @@
           <w:szCs w:val="20"/>
           <w:lang w:val="en-GB"/>
         </w:rPr>
+        <w:t>13</w:t>
+        <w:tab/>
         <w:t>Amendment of the Management Instructions</w:t>
       </w:r>
     </w:p>

--- a/policies/sources/Management_Instructions.docx
+++ b/policies/sources/Management_Instructions.docx
@@ -1103,7 +1103,7 @@
           <w:szCs w:val="20"/>
         </w:rPr>
         <w:tab/>
-        <w:t>Any other events or circumstances that the Board of Directors should be informed of (e.g. material compliance matters).</w:t>
+        <w:t>Any other events or circumstances that the Board of Directors should be informed of (e.g. material compliance matters)</w:t>
       </w:r>
     </w:p>
     <w:p>
